--- a/实验报告.docx
+++ b/实验报告.docx
@@ -31,7 +31,7 @@
                     </pic:cNvPicPr>
                   </pic:nvPicPr>
                   <pic:blipFill>
-                    <a:blip r:embed="rId11">
+                    <a:blip r:embed="rId5">
                       <a:clrChange>
                         <a:clrFrom>
                           <a:srgbClr val="FFFFFF"/>
@@ -197,7 +197,7 @@
           <w:szCs w:val="32"/>
           <w:u w:val="single"/>
         </w:rPr>
-        <w:t xml:space="preserve">实验一   </w:t>
+        <w:t xml:space="preserve">实验二   </w:t>
       </w:r>
     </w:p>
     <w:p>
@@ -234,7 +234,7 @@
           <w:szCs w:val="32"/>
           <w:u w:val="single"/>
         </w:rPr>
-        <w:t xml:space="preserve"> </w:t>
+        <w:t xml:space="preserve">            </w:t>
       </w:r>
       <w:r>
         <w:rPr>
@@ -242,9 +242,8 @@
           <w:sz w:val="32"/>
           <w:szCs w:val="32"/>
           <w:u w:val="single"/>
-          <w:lang w:val="en-US" w:eastAsia="zh-CN"/>
-        </w:rPr>
-        <w:t>罗孝华</w:t>
+        </w:rPr>
+        <w:t xml:space="preserve">   </w:t>
       </w:r>
       <w:r>
         <w:rPr>
@@ -253,7 +252,7 @@
           <w:szCs w:val="32"/>
           <w:u w:val="single"/>
         </w:rPr>
-        <w:t xml:space="preserve">           </w:t>
+        <w:t xml:space="preserve">  </w:t>
       </w:r>
       <w:r>
         <w:rPr>
@@ -262,25 +261,53 @@
           <w:szCs w:val="32"/>
           <w:u w:val="single"/>
         </w:rPr>
-        <w:t xml:space="preserve">   </w:t>
-      </w:r>
-      <w:r>
+        <w:t xml:space="preserve">      </w:t>
+      </w:r>
+    </w:p>
+    <w:p>
+      <w:pPr>
+        <w:spacing w:after="156" w:afterLines="50"/>
+        <w:ind w:firstLine="1619" w:firstLineChars="506"/>
         <w:rPr>
           <w:rFonts w:ascii="黑体" w:eastAsia="黑体"/>
           <w:sz w:val="32"/>
           <w:szCs w:val="32"/>
-          <w:u w:val="single"/>
-        </w:rPr>
-        <w:t xml:space="preserve">  </w:t>
-      </w:r>
+        </w:rPr>
+      </w:pPr>
       <w:r>
         <w:rPr>
           <w:rFonts w:hint="eastAsia" w:ascii="黑体" w:eastAsia="黑体"/>
           <w:sz w:val="32"/>
           <w:szCs w:val="32"/>
-          <w:u w:val="single"/>
-        </w:rPr>
-        <w:t xml:space="preserve">      </w:t>
+        </w:rPr>
+        <w:t>学    号：</w:t>
+      </w:r>
+      <w:r>
+        <w:rPr>
+          <w:rFonts w:hint="eastAsia" w:ascii="黑体" w:eastAsia="黑体"/>
+          <w:sz w:val="32"/>
+          <w:szCs w:val="32"/>
+          <w:u w:val="single"/>
+        </w:rPr>
+        <w:t xml:space="preserve">   </w:t>
+      </w:r>
+      <w:r>
+        <w:rPr>
+          <w:rFonts w:ascii="黑体" w:eastAsia="黑体"/>
+          <w:sz w:val="32"/>
+          <w:szCs w:val="32"/>
+          <w:u w:val="single"/>
+        </w:rPr>
+        <w:t xml:space="preserve">                     </w:t>
+      </w:r>
+      <w:r>
+        <w:rPr>
+          <w:rFonts w:hint="eastAsia" w:ascii="黑体" w:eastAsia="黑体"/>
+          <w:sz w:val="32"/>
+          <w:szCs w:val="32"/>
+          <w:u w:val="single"/>
+        </w:rPr>
+        <w:t xml:space="preserve">    </w:t>
       </w:r>
     </w:p>
     <w:p>
@@ -299,7 +326,7 @@
           <w:sz w:val="32"/>
           <w:szCs w:val="32"/>
         </w:rPr>
-        <w:t>学    号：</w:t>
+        <w:t>专    业：</w:t>
       </w:r>
       <w:r>
         <w:rPr>
@@ -308,7 +335,7 @@
           <w:szCs w:val="32"/>
           <w:u w:val="single"/>
         </w:rPr>
-        <w:t xml:space="preserve">   </w:t>
+        <w:t xml:space="preserve"> </w:t>
       </w:r>
       <w:r>
         <w:rPr>
@@ -317,26 +344,27 @@
           <w:szCs w:val="32"/>
           <w:u w:val="single"/>
         </w:rPr>
-        <w:t xml:space="preserve">   </w:t>
-      </w:r>
-      <w:r>
-        <w:rPr>
-          <w:rFonts w:hint="eastAsia" w:ascii="黑体" w:eastAsia="黑体"/>
+        <w:t xml:space="preserve">                           </w:t>
+      </w:r>
+    </w:p>
+    <w:p>
+      <w:pPr>
+        <w:spacing w:after="156" w:afterLines="50"/>
+        <w:ind w:firstLine="1619" w:firstLineChars="506"/>
+        <w:rPr>
+          <w:rFonts w:ascii="黑体" w:eastAsia="黑体"/>
           <w:sz w:val="32"/>
           <w:szCs w:val="32"/>
           <w:u w:val="single"/>
-          <w:lang w:val="en-US" w:eastAsia="zh-CN"/>
-        </w:rPr>
-        <w:t>202306040212</w:t>
-      </w:r>
-      <w:r>
-        <w:rPr>
-          <w:rFonts w:ascii="黑体" w:eastAsia="黑体"/>
+        </w:rPr>
+      </w:pPr>
+      <w:r>
+        <w:rPr>
+          <w:rFonts w:hint="eastAsia" w:ascii="黑体" w:eastAsia="黑体"/>
           <w:sz w:val="32"/>
           <w:szCs w:val="32"/>
-          <w:u w:val="single"/>
-        </w:rPr>
-        <w:t xml:space="preserve">               </w:t>
+        </w:rPr>
+        <w:t>班    级：</w:t>
       </w:r>
       <w:r>
         <w:rPr>
@@ -345,120 +373,16 @@
           <w:szCs w:val="32"/>
           <w:u w:val="single"/>
         </w:rPr>
-        <w:t xml:space="preserve">    </w:t>
-      </w:r>
-    </w:p>
-    <w:p>
-      <w:pPr>
-        <w:spacing w:after="156" w:afterLines="50"/>
-        <w:ind w:firstLine="1619" w:firstLineChars="506"/>
+        <w:t xml:space="preserve">     </w:t>
+      </w:r>
+      <w:r>
         <w:rPr>
           <w:rFonts w:ascii="黑体" w:eastAsia="黑体"/>
           <w:sz w:val="32"/>
           <w:szCs w:val="32"/>
-        </w:rPr>
-      </w:pPr>
-      <w:r>
-        <w:rPr>
-          <w:rFonts w:hint="eastAsia" w:ascii="黑体" w:eastAsia="黑体"/>
-          <w:sz w:val="32"/>
-          <w:szCs w:val="32"/>
-        </w:rPr>
-        <w:t>专    业：</w:t>
-      </w:r>
-      <w:r>
-        <w:rPr>
-          <w:rFonts w:hint="eastAsia" w:ascii="黑体" w:eastAsia="黑体"/>
-          <w:sz w:val="32"/>
-          <w:szCs w:val="32"/>
-          <w:u w:val="single"/>
-        </w:rPr>
-        <w:t xml:space="preserve"> </w:t>
-      </w:r>
-      <w:r>
-        <w:rPr>
-          <w:rFonts w:ascii="黑体" w:eastAsia="黑体"/>
-          <w:sz w:val="32"/>
-          <w:szCs w:val="32"/>
-          <w:u w:val="single"/>
-        </w:rPr>
-        <w:t xml:space="preserve">     </w:t>
-      </w:r>
-      <w:r>
-        <w:rPr>
-          <w:rFonts w:hint="eastAsia" w:ascii="黑体" w:eastAsia="黑体"/>
-          <w:sz w:val="32"/>
-          <w:szCs w:val="32"/>
-          <w:u w:val="single"/>
-          <w:lang w:val="en-US" w:eastAsia="zh-CN"/>
-        </w:rPr>
-        <w:t>数据库文学与大数据技术</w:t>
-      </w:r>
-      <w:r>
-        <w:rPr>
-          <w:rFonts w:ascii="黑体" w:eastAsia="黑体"/>
-          <w:sz w:val="32"/>
-          <w:szCs w:val="32"/>
-          <w:u w:val="single"/>
-        </w:rPr>
-        <w:t xml:space="preserve">                  </w:t>
-      </w:r>
-    </w:p>
-    <w:p>
-      <w:pPr>
-        <w:spacing w:after="156" w:afterLines="50"/>
-        <w:ind w:firstLine="1619" w:firstLineChars="506"/>
-        <w:rPr>
-          <w:rFonts w:ascii="黑体" w:eastAsia="黑体"/>
-          <w:sz w:val="32"/>
-          <w:szCs w:val="32"/>
-          <w:u w:val="single"/>
-        </w:rPr>
-      </w:pPr>
-      <w:r>
-        <w:rPr>
-          <w:rFonts w:hint="eastAsia" w:ascii="黑体" w:eastAsia="黑体"/>
-          <w:sz w:val="32"/>
-          <w:szCs w:val="32"/>
-        </w:rPr>
-        <w:t>班    级：</w:t>
-      </w:r>
-      <w:r>
-        <w:rPr>
-          <w:rFonts w:hint="eastAsia" w:ascii="黑体" w:eastAsia="黑体"/>
-          <w:sz w:val="32"/>
-          <w:szCs w:val="32"/>
-          <w:u w:val="single"/>
-        </w:rPr>
-        <w:t xml:space="preserve">     </w:t>
-      </w:r>
-      <w:r>
-        <w:rPr>
-          <w:rFonts w:ascii="黑体" w:eastAsia="黑体"/>
-          <w:sz w:val="32"/>
-          <w:szCs w:val="32"/>
-          <w:u w:val="single"/>
-        </w:rPr>
-        <w:t xml:space="preserve"> </w:t>
-      </w:r>
-      <w:r>
-        <w:rPr>
-          <w:rFonts w:hint="eastAsia" w:ascii="黑体" w:eastAsia="黑体"/>
-          <w:sz w:val="32"/>
-          <w:szCs w:val="32"/>
-          <w:u w:val="single"/>
-          <w:lang w:val="en-US" w:eastAsia="zh-CN"/>
-        </w:rPr>
-        <w:t>数据2302</w:t>
-      </w:r>
-      <w:r>
-        <w:rPr>
-          <w:rFonts w:ascii="黑体" w:eastAsia="黑体"/>
-          <w:sz w:val="32"/>
-          <w:szCs w:val="32"/>
-          <w:u w:val="single"/>
-        </w:rPr>
-        <w:t xml:space="preserve">              </w:t>
+          <w:u w:val="single"/>
+        </w:rPr>
+        <w:t xml:space="preserve">               </w:t>
       </w:r>
       <w:r>
         <w:rPr>
@@ -552,12 +476,6 @@
           <w:szCs w:val="28"/>
         </w:rPr>
         <w:sectPr>
-          <w:headerReference r:id="rId5" w:type="first"/>
-          <w:footerReference r:id="rId8" w:type="first"/>
-          <w:headerReference r:id="rId3" w:type="default"/>
-          <w:footerReference r:id="rId6" w:type="default"/>
-          <w:headerReference r:id="rId4" w:type="even"/>
-          <w:footerReference r:id="rId7" w:type="even"/>
           <w:type w:val="oddPage"/>
           <w:pgSz w:w="11906" w:h="16838"/>
           <w:pgMar w:top="1440" w:right="1797" w:bottom="1440" w:left="1797" w:header="851" w:footer="992" w:gutter="0"/>
@@ -653,95 +571,94 @@
           <w:sz w:val="28"/>
           <w:szCs w:val="28"/>
         </w:rPr>
-        <w:t>实验名称：实验一 推荐系统环境基础部署</w:t>
-      </w:r>
-      <w:r>
-        <w:rPr>
-          <w:rFonts w:ascii="黑体" w:eastAsia="黑体"/>
-          <w:sz w:val="28"/>
-          <w:szCs w:val="28"/>
+        <w:t>实验名称：实验二 PySpark驱动Spark进行文字统计</w:t>
+      </w:r>
+    </w:p>
+    <w:p>
+      <w:pPr>
+        <w:rPr>
+          <w:rFonts w:ascii="黑体" w:eastAsia="黑体"/>
+          <w:sz w:val="28"/>
+          <w:szCs w:val="28"/>
+        </w:rPr>
+      </w:pPr>
+      <w:r>
+        <w:rPr>
+          <w:rFonts w:hint="eastAsia" w:ascii="黑体" w:eastAsia="黑体"/>
+          <w:sz w:val="28"/>
+          <w:szCs w:val="28"/>
+        </w:rPr>
+        <w:t>实验课时：2课时</w:t>
+      </w:r>
+    </w:p>
+    <w:p>
+      <w:pPr>
+        <w:rPr>
+          <w:rFonts w:ascii="黑体" w:eastAsia="黑体"/>
+          <w:sz w:val="28"/>
+          <w:szCs w:val="28"/>
+        </w:rPr>
+      </w:pPr>
+      <w:r>
+        <w:rPr>
+          <w:rFonts w:hint="eastAsia" w:ascii="黑体" w:eastAsia="黑体"/>
+          <w:sz w:val="28"/>
+          <w:szCs w:val="28"/>
+        </w:rPr>
+        <w:t>实验地点：</w:t>
+      </w:r>
+      <w:r>
+        <w:rPr>
+          <w:rFonts w:ascii="黑体" w:eastAsia="黑体"/>
+          <w:sz w:val="28"/>
+          <w:szCs w:val="28"/>
+          <w:u w:val="single"/>
+        </w:rPr>
+        <w:t xml:space="preserve">                </w:t>
+      </w:r>
+    </w:p>
+    <w:p>
+      <w:pPr>
+        <w:rPr>
+          <w:rFonts w:ascii="黑体" w:eastAsia="黑体"/>
+          <w:sz w:val="28"/>
+          <w:szCs w:val="28"/>
+        </w:rPr>
+      </w:pPr>
+      <w:r>
+        <w:rPr>
+          <w:rFonts w:hint="eastAsia" w:ascii="黑体" w:eastAsia="黑体"/>
+          <w:sz w:val="28"/>
+          <w:szCs w:val="28"/>
+        </w:rPr>
+        <w:t>实验时间：</w:t>
+      </w:r>
+      <w:r>
+        <w:rPr>
+          <w:rFonts w:ascii="黑体" w:eastAsia="黑体"/>
+          <w:sz w:val="28"/>
+          <w:szCs w:val="28"/>
+          <w:u w:val="single"/>
+        </w:rPr>
+        <w:t xml:space="preserve">      </w:t>
+      </w:r>
+      <w:r>
+        <w:rPr>
+          <w:rFonts w:hint="eastAsia" w:ascii="黑体" w:eastAsia="黑体"/>
+          <w:sz w:val="28"/>
+          <w:szCs w:val="28"/>
+        </w:rPr>
+        <w:t>年</w:t>
+      </w:r>
+      <w:r>
+        <w:rPr>
+          <w:rFonts w:hint="eastAsia" w:ascii="黑体" w:eastAsia="黑体"/>
+          <w:sz w:val="28"/>
+          <w:szCs w:val="28"/>
+          <w:u w:val="single"/>
         </w:rPr>
         <w:t xml:space="preserve"> </w:t>
       </w:r>
-    </w:p>
-    <w:p>
-      <w:pPr>
-        <w:rPr>
-          <w:rFonts w:ascii="黑体" w:eastAsia="黑体"/>
-          <w:sz w:val="28"/>
-          <w:szCs w:val="28"/>
-        </w:rPr>
-      </w:pPr>
-      <w:r>
-        <w:rPr>
-          <w:rFonts w:hint="eastAsia" w:ascii="黑体" w:eastAsia="黑体"/>
-          <w:sz w:val="28"/>
-          <w:szCs w:val="28"/>
-        </w:rPr>
-        <w:t>实验课时：4课时</w:t>
-      </w:r>
-    </w:p>
-    <w:p>
-      <w:pPr>
-        <w:rPr>
-          <w:rFonts w:ascii="黑体" w:eastAsia="黑体"/>
-          <w:sz w:val="28"/>
-          <w:szCs w:val="28"/>
-        </w:rPr>
-      </w:pPr>
-      <w:r>
-        <w:rPr>
-          <w:rFonts w:hint="eastAsia" w:ascii="黑体" w:eastAsia="黑体"/>
-          <w:sz w:val="28"/>
-          <w:szCs w:val="28"/>
-        </w:rPr>
-        <w:t>实验地点：</w:t>
-      </w:r>
-      <w:r>
-        <w:rPr>
-          <w:rFonts w:ascii="黑体" w:eastAsia="黑体"/>
-          <w:sz w:val="28"/>
-          <w:szCs w:val="28"/>
-          <w:u w:val="single"/>
-        </w:rPr>
-        <w:t xml:space="preserve">   </w:t>
-      </w:r>
-      <w:r>
-        <w:rPr>
-          <w:rFonts w:hint="eastAsia" w:ascii="黑体" w:eastAsia="黑体"/>
-          <w:sz w:val="28"/>
-          <w:szCs w:val="28"/>
-          <w:u w:val="single"/>
-          <w:lang w:val="en-US" w:eastAsia="zh-CN"/>
-        </w:rPr>
-        <w:t>知行楼</w:t>
-      </w:r>
-      <w:r>
-        <w:rPr>
-          <w:rFonts w:ascii="黑体" w:eastAsia="黑体"/>
-          <w:sz w:val="28"/>
-          <w:szCs w:val="28"/>
-          <w:u w:val="single"/>
-        </w:rPr>
-        <w:t xml:space="preserve">             </w:t>
-      </w:r>
-    </w:p>
-    <w:p>
-      <w:pPr>
-        <w:rPr>
-          <w:rFonts w:ascii="黑体" w:eastAsia="黑体"/>
-          <w:sz w:val="28"/>
-          <w:szCs w:val="28"/>
-        </w:rPr>
-      </w:pPr>
-      <w:r>
-        <w:rPr>
-          <w:rFonts w:hint="eastAsia" w:ascii="黑体" w:eastAsia="黑体"/>
-          <w:sz w:val="28"/>
-          <w:szCs w:val="28"/>
-        </w:rPr>
-        <w:t>实验时间：</w:t>
-      </w:r>
       <w:r>
         <w:rPr>
           <w:rFonts w:ascii="黑体" w:eastAsia="黑体"/>
@@ -757,9 +674,51 @@
           <w:sz w:val="28"/>
           <w:szCs w:val="28"/>
           <w:u w:val="single"/>
-          <w:lang w:val="en-US" w:eastAsia="zh-CN"/>
-        </w:rPr>
-        <w:t>2026</w:t>
+        </w:rPr>
+        <w:t xml:space="preserve"> </w:t>
+      </w:r>
+      <w:r>
+        <w:rPr>
+          <w:rFonts w:ascii="黑体" w:eastAsia="黑体"/>
+          <w:sz w:val="28"/>
+          <w:szCs w:val="28"/>
+          <w:u w:val="single"/>
+        </w:rPr>
+        <w:t xml:space="preserve"> </w:t>
+      </w:r>
+      <w:r>
+        <w:rPr>
+          <w:rFonts w:hint="eastAsia" w:ascii="黑体" w:eastAsia="黑体"/>
+          <w:sz w:val="28"/>
+          <w:szCs w:val="28"/>
+        </w:rPr>
+        <w:t>月</w:t>
+      </w:r>
+      <w:r>
+        <w:rPr>
+          <w:rFonts w:ascii="黑体" w:eastAsia="黑体"/>
+          <w:sz w:val="28"/>
+          <w:szCs w:val="28"/>
+          <w:u w:val="single"/>
+        </w:rPr>
+        <w:t xml:space="preserve">    </w:t>
+      </w:r>
+      <w:r>
+        <w:rPr>
+          <w:rFonts w:hint="eastAsia" w:ascii="黑体" w:eastAsia="黑体"/>
+          <w:sz w:val="28"/>
+          <w:szCs w:val="28"/>
+        </w:rPr>
+        <w:t>日    星期</w:t>
+      </w:r>
+      <w:r>
+        <w:rPr>
+          <w:rFonts w:hint="eastAsia" w:ascii="黑体" w:eastAsia="黑体"/>
+          <w:sz w:val="28"/>
+          <w:szCs w:val="28"/>
+          <w:u w:val="single"/>
+        </w:rPr>
+        <w:t xml:space="preserve"> </w:t>
       </w:r>
       <w:r>
         <w:rPr>
@@ -775,14 +734,6 @@
           <w:rFonts w:hint="eastAsia" w:ascii="黑体" w:eastAsia="黑体"/>
           <w:sz w:val="28"/>
           <w:szCs w:val="28"/>
-        </w:rPr>
-        <w:t>年</w:t>
-      </w:r>
-      <w:r>
-        <w:rPr>
-          <w:rFonts w:hint="eastAsia" w:ascii="黑体" w:eastAsia="黑体"/>
-          <w:sz w:val="28"/>
-          <w:szCs w:val="28"/>
           <w:u w:val="single"/>
         </w:rPr>
         <w:t xml:space="preserve"> </w:t>
@@ -792,14 +743,12 @@
           <w:rFonts w:hint="eastAsia" w:ascii="黑体" w:eastAsia="黑体"/>
           <w:sz w:val="28"/>
           <w:szCs w:val="28"/>
-          <w:u w:val="single"/>
-          <w:lang w:val="en-US" w:eastAsia="zh-CN"/>
-        </w:rPr>
-        <w:t>3</w:t>
-      </w:r>
-      <w:r>
-        <w:rPr>
-          <w:rFonts w:ascii="黑体" w:eastAsia="黑体"/>
+        </w:rPr>
+        <w:t xml:space="preserve">    第</w:t>
+      </w:r>
+      <w:r>
+        <w:rPr>
+          <w:rFonts w:hint="eastAsia" w:ascii="黑体" w:eastAsia="黑体"/>
           <w:sz w:val="28"/>
           <w:szCs w:val="28"/>
           <w:u w:val="single"/>
@@ -808,111 +757,12 @@
       </w:r>
       <w:r>
         <w:rPr>
-          <w:rFonts w:hint="eastAsia" w:ascii="黑体" w:eastAsia="黑体"/>
-          <w:sz w:val="28"/>
-          <w:szCs w:val="28"/>
-        </w:rPr>
-        <w:t>月</w:t>
-      </w:r>
-      <w:r>
-        <w:rPr>
-          <w:rFonts w:ascii="黑体" w:eastAsia="黑体"/>
-          <w:sz w:val="28"/>
-          <w:szCs w:val="28"/>
-          <w:u w:val="single"/>
-        </w:rPr>
-        <w:t xml:space="preserve"> </w:t>
-      </w:r>
-      <w:r>
-        <w:rPr>
-          <w:rFonts w:hint="eastAsia" w:ascii="黑体" w:eastAsia="黑体"/>
-          <w:sz w:val="28"/>
-          <w:szCs w:val="28"/>
-          <w:u w:val="single"/>
-          <w:lang w:val="en-US" w:eastAsia="zh-CN"/>
-        </w:rPr>
-        <w:t>3</w:t>
-      </w:r>
-      <w:r>
-        <w:rPr>
-          <w:rFonts w:ascii="黑体" w:eastAsia="黑体"/>
-          <w:sz w:val="28"/>
-          <w:szCs w:val="28"/>
-          <w:u w:val="single"/>
-        </w:rPr>
-        <w:t xml:space="preserve"> </w:t>
-      </w:r>
-      <w:r>
-        <w:rPr>
-          <w:rFonts w:hint="eastAsia" w:ascii="黑体" w:eastAsia="黑体"/>
-          <w:sz w:val="28"/>
-          <w:szCs w:val="28"/>
-        </w:rPr>
-        <w:t>日    星期</w:t>
-      </w:r>
-      <w:r>
-        <w:rPr>
-          <w:rFonts w:hint="eastAsia" w:ascii="黑体" w:eastAsia="黑体"/>
-          <w:sz w:val="28"/>
-          <w:szCs w:val="28"/>
-          <w:u w:val="single"/>
-        </w:rPr>
-        <w:t xml:space="preserve"> </w:t>
-      </w:r>
-      <w:r>
-        <w:rPr>
-          <w:rFonts w:hint="eastAsia" w:ascii="黑体" w:eastAsia="黑体"/>
-          <w:sz w:val="28"/>
-          <w:szCs w:val="28"/>
-          <w:u w:val="single"/>
-          <w:lang w:val="en-US" w:eastAsia="zh-CN"/>
-        </w:rPr>
-        <w:t>二</w:t>
-      </w:r>
-      <w:r>
-        <w:rPr>
-          <w:rFonts w:hint="eastAsia" w:ascii="黑体" w:eastAsia="黑体"/>
-          <w:sz w:val="28"/>
-          <w:szCs w:val="28"/>
-          <w:u w:val="single"/>
-        </w:rPr>
-        <w:t xml:space="preserve"> </w:t>
-      </w:r>
-      <w:r>
-        <w:rPr>
-          <w:rFonts w:hint="eastAsia" w:ascii="黑体" w:eastAsia="黑体"/>
-          <w:sz w:val="28"/>
-          <w:szCs w:val="28"/>
-        </w:rPr>
-        <w:t xml:space="preserve">    第</w:t>
-      </w:r>
-      <w:r>
-        <w:rPr>
-          <w:rFonts w:hint="eastAsia" w:ascii="黑体" w:eastAsia="黑体"/>
-          <w:sz w:val="28"/>
-          <w:szCs w:val="28"/>
-          <w:u w:val="single"/>
-        </w:rPr>
-        <w:t xml:space="preserve"> </w:t>
-      </w:r>
-      <w:r>
-        <w:rPr>
-          <w:rFonts w:hint="eastAsia" w:ascii="黑体" w:eastAsia="黑体"/>
-          <w:sz w:val="28"/>
-          <w:szCs w:val="28"/>
-          <w:u w:val="single"/>
-          <w:lang w:val="en-US" w:eastAsia="zh-CN"/>
-        </w:rPr>
-        <w:t>一</w:t>
-      </w:r>
-      <w:r>
-        <w:rPr>
-          <w:rFonts w:ascii="黑体" w:eastAsia="黑体"/>
-          <w:sz w:val="28"/>
-          <w:szCs w:val="28"/>
-          <w:u w:val="single"/>
-        </w:rPr>
-        <w:t xml:space="preserve"> </w:t>
+          <w:rFonts w:ascii="黑体" w:eastAsia="黑体"/>
+          <w:sz w:val="28"/>
+          <w:szCs w:val="28"/>
+          <w:u w:val="single"/>
+        </w:rPr>
+        <w:t xml:space="preserve">  </w:t>
       </w:r>
       <w:r>
         <w:rPr>
@@ -942,7 +792,7 @@
     </w:p>
     <w:p>
       <w:pPr>
-        <w:pStyle w:val="12"/>
+        <w:pStyle w:val="13"/>
         <w:numPr>
           <w:ilvl w:val="0"/>
           <w:numId w:val="1"/>
@@ -959,7 +809,7 @@
           <w:rFonts w:hint="eastAsia" w:ascii="宋体" w:hAnsi="宋体"/>
           <w:szCs w:val="21"/>
         </w:rPr>
-        <w:t>掌握利用虚拟机安装Ubuntu LTS系统</w:t>
+        <w:t>掌握在Linux系统上部署python或者conda，创建虚拟环境</w:t>
       </w:r>
       <w:r>
         <w:rPr>
@@ -967,27 +817,12 @@
           <w:szCs w:val="21"/>
           <w:lang w:eastAsia="zh-CN"/>
         </w:rPr>
-        <w:t>（</w:t>
-      </w:r>
-      <w:r>
-        <w:rPr>
-          <w:rFonts w:hint="eastAsia" w:ascii="宋体" w:hAnsi="宋体"/>
-          <w:szCs w:val="21"/>
-          <w:lang w:val="en-US" w:eastAsia="zh-CN"/>
-        </w:rPr>
-        <w:t>WSL、docker或者web code space也可以）</w:t>
-      </w:r>
-      <w:r>
-        <w:rPr>
-          <w:rFonts w:hint="eastAsia" w:ascii="宋体" w:hAnsi="宋体"/>
-          <w:szCs w:val="21"/>
-        </w:rPr>
         <w:t>。</w:t>
       </w:r>
     </w:p>
     <w:p>
       <w:pPr>
-        <w:pStyle w:val="12"/>
+        <w:pStyle w:val="13"/>
         <w:numPr>
           <w:ilvl w:val="0"/>
           <w:numId w:val="1"/>
@@ -1004,12 +839,20 @@
           <w:rFonts w:hint="eastAsia" w:ascii="宋体" w:hAnsi="宋体"/>
           <w:szCs w:val="21"/>
         </w:rPr>
-        <w:t>学会更新系统软件源，安装并配置openssh-server服务。</w:t>
-      </w:r>
-    </w:p>
-    <w:p>
-      <w:pPr>
-        <w:pStyle w:val="12"/>
+        <w:t>设置conda中的Python路径作为环境变量</w:t>
+      </w:r>
+      <w:r>
+        <w:rPr>
+          <w:rFonts w:hint="eastAsia" w:ascii="宋体" w:hAnsi="宋体"/>
+          <w:szCs w:val="21"/>
+          <w:lang w:eastAsia="zh-CN"/>
+        </w:rPr>
+        <w:t>。</w:t>
+      </w:r>
+    </w:p>
+    <w:p>
+      <w:pPr>
+        <w:pStyle w:val="13"/>
         <w:numPr>
           <w:ilvl w:val="0"/>
           <w:numId w:val="1"/>
@@ -1026,12 +869,20 @@
           <w:rFonts w:hint="eastAsia" w:ascii="宋体" w:hAnsi="宋体"/>
           <w:szCs w:val="21"/>
         </w:rPr>
-        <w:t>学会解压并运用VScode进行代码编辑，通过SSH远程连接虚拟机。</w:t>
-      </w:r>
-    </w:p>
-    <w:p>
-      <w:pPr>
-        <w:pStyle w:val="12"/>
+        <w:t>设置Spark中的python环境路径，设置python中的spark导入库</w:t>
+      </w:r>
+      <w:r>
+        <w:rPr>
+          <w:rFonts w:hint="eastAsia" w:ascii="宋体" w:hAnsi="宋体"/>
+          <w:szCs w:val="21"/>
+          <w:lang w:eastAsia="zh-CN"/>
+        </w:rPr>
+        <w:t>。</w:t>
+      </w:r>
+    </w:p>
+    <w:p>
+      <w:pPr>
+        <w:pStyle w:val="13"/>
         <w:numPr>
           <w:ilvl w:val="0"/>
           <w:numId w:val="1"/>
@@ -1048,12 +899,20 @@
           <w:rFonts w:hint="eastAsia" w:ascii="宋体" w:hAnsi="宋体"/>
           <w:szCs w:val="21"/>
         </w:rPr>
-        <w:t>掌握Linux用户创建管理及SSH无密码登录的配置方法。</w:t>
-      </w:r>
-    </w:p>
-    <w:p>
-      <w:pPr>
-        <w:pStyle w:val="12"/>
+        <w:t>学会利用PySpark读取并统计文本</w:t>
+      </w:r>
+      <w:r>
+        <w:rPr>
+          <w:rFonts w:hint="eastAsia" w:ascii="宋体" w:hAnsi="宋体"/>
+          <w:szCs w:val="21"/>
+          <w:lang w:eastAsia="zh-CN"/>
+        </w:rPr>
+        <w:t>。</w:t>
+      </w:r>
+    </w:p>
+    <w:p>
+      <w:pPr>
+        <w:pStyle w:val="13"/>
         <w:numPr>
           <w:ilvl w:val="0"/>
           <w:numId w:val="1"/>
@@ -1070,118 +929,18 @@
           <w:rFonts w:hint="eastAsia" w:ascii="宋体" w:hAnsi="宋体"/>
           <w:szCs w:val="21"/>
         </w:rPr>
-        <w:t>能够安装jdk1.8.0_202，配置环境变量。</w:t>
-      </w:r>
-    </w:p>
-    <w:p>
-      <w:pPr>
-        <w:pStyle w:val="12"/>
-        <w:numPr>
-          <w:ilvl w:val="0"/>
-          <w:numId w:val="1"/>
-        </w:numPr>
-        <w:ind w:firstLineChars="0"/>
-        <w:jc w:val="left"/>
+        <w:t>学会查看 Spark Web UI 监控页面，理解任务执行流程</w:t>
+      </w:r>
+      <w:r>
         <w:rPr>
           <w:rFonts w:hint="eastAsia" w:ascii="宋体" w:hAnsi="宋体"/>
           <w:szCs w:val="21"/>
-        </w:rPr>
-      </w:pPr>
-      <w:r>
-        <w:rPr>
-          <w:rFonts w:hint="eastAsia" w:ascii="宋体" w:hAnsi="宋体"/>
-          <w:szCs w:val="21"/>
-        </w:rPr>
-        <w:t>掌握Hadoop安装包的解压、目录权限管理及基础环境配置。</w:t>
-      </w:r>
-    </w:p>
-    <w:p>
-      <w:pPr>
-        <w:pStyle w:val="12"/>
-        <w:numPr>
-          <w:ilvl w:val="0"/>
-          <w:numId w:val="1"/>
-        </w:numPr>
-        <w:ind w:firstLineChars="0"/>
-        <w:jc w:val="left"/>
-        <w:rPr>
-          <w:rFonts w:hint="eastAsia" w:ascii="宋体" w:hAnsi="宋体"/>
-          <w:szCs w:val="21"/>
-        </w:rPr>
-      </w:pPr>
-      <w:r>
-        <w:rPr>
-          <w:rFonts w:hint="eastAsia" w:ascii="宋体" w:hAnsi="宋体"/>
-          <w:szCs w:val="21"/>
-        </w:rPr>
-        <w:t>能够修改配置文件，完成Hadoop伪分布式环境的部署。</w:t>
-      </w:r>
-    </w:p>
-    <w:p>
-      <w:pPr>
-        <w:pStyle w:val="12"/>
-        <w:numPr>
-          <w:ilvl w:val="0"/>
-          <w:numId w:val="1"/>
-        </w:numPr>
-        <w:ind w:firstLineChars="0"/>
-        <w:jc w:val="left"/>
-        <w:rPr>
-          <w:rFonts w:hint="eastAsia" w:ascii="宋体" w:hAnsi="宋体"/>
-          <w:szCs w:val="21"/>
-        </w:rPr>
-      </w:pPr>
-      <w:r>
-        <w:rPr>
-          <w:rFonts w:hint="eastAsia" w:ascii="宋体" w:hAnsi="宋体"/>
-          <w:szCs w:val="21"/>
-        </w:rPr>
-        <w:t>掌握NameNode的格式化方法及Hadoop集群服务的启动与关闭。</w:t>
-      </w:r>
-    </w:p>
-    <w:p>
-      <w:pPr>
-        <w:pStyle w:val="12"/>
-        <w:numPr>
-          <w:ilvl w:val="0"/>
-          <w:numId w:val="1"/>
-        </w:numPr>
-        <w:ind w:firstLineChars="0"/>
-        <w:jc w:val="left"/>
-        <w:rPr>
-          <w:rFonts w:hint="eastAsia" w:ascii="宋体" w:hAnsi="宋体"/>
-          <w:szCs w:val="21"/>
-        </w:rPr>
-      </w:pPr>
-      <w:r>
-        <w:rPr>
-          <w:rFonts w:hint="eastAsia" w:ascii="宋体" w:hAnsi="宋体"/>
-          <w:szCs w:val="21"/>
-        </w:rPr>
-        <w:t>学会使用HDFS文件系统基本命令，并运行Hadoop测试脚本。</w:t>
-      </w:r>
-    </w:p>
-    <w:p>
-      <w:pPr>
-        <w:pStyle w:val="12"/>
-        <w:numPr>
-          <w:ilvl w:val="0"/>
-          <w:numId w:val="1"/>
-        </w:numPr>
-        <w:ind w:firstLineChars="0"/>
-        <w:jc w:val="left"/>
-        <w:rPr>
-          <w:rFonts w:hint="eastAsia" w:ascii="宋体" w:hAnsi="宋体"/>
-          <w:szCs w:val="21"/>
-        </w:rPr>
-      </w:pPr>
-      <w:r>
-        <w:rPr>
-          <w:rFonts w:hint="eastAsia" w:ascii="宋体" w:hAnsi="宋体"/>
-          <w:szCs w:val="21"/>
-        </w:rPr>
-        <w:t>学会利用SSH远程部署Spark，配置依赖环境，利用spark计算圆周率。</w:t>
-      </w:r>
+          <w:lang w:eastAsia="zh-CN"/>
+        </w:rPr>
+        <w:t>。</w:t>
+      </w:r>
+      <w:bookmarkStart w:id="0" w:name="_GoBack"/>
+      <w:bookmarkEnd w:id="0"/>
     </w:p>
     <w:p>
       <w:pPr>
@@ -1371,14 +1130,150 @@
       <w:pPr>
         <w:rPr>
           <w:rFonts w:hint="eastAsia" w:ascii="宋体" w:hAnsi="宋体"/>
-          <w:b/>
-          <w:bCs/>
-          <w:sz w:val="28"/>
-          <w:szCs w:val="28"/>
-        </w:rPr>
-      </w:pPr>
-      <w:bookmarkStart w:id="0" w:name="_GoBack"/>
-      <w:bookmarkEnd w:id="0"/>
+          <w:sz w:val="28"/>
+          <w:szCs w:val="28"/>
+        </w:rPr>
+      </w:pPr>
+    </w:p>
+    <w:p>
+      <w:pPr>
+        <w:rPr>
+          <w:rFonts w:hint="eastAsia" w:ascii="宋体" w:hAnsi="宋体"/>
+          <w:b/>
+          <w:bCs/>
+          <w:sz w:val="28"/>
+          <w:szCs w:val="28"/>
+          <w:highlight w:val="cyan"/>
+        </w:rPr>
+      </w:pPr>
+      <w:r>
+        <w:rPr>
+          <w:rFonts w:hint="eastAsia" w:ascii="宋体" w:hAnsi="宋体"/>
+          <w:b/>
+          <w:bCs/>
+          <w:sz w:val="28"/>
+          <w:szCs w:val="28"/>
+          <w:highlight w:val="cyan"/>
+        </w:rPr>
+        <w:t>（以下蓝色内容区间请在正式提交时删除！）</w:t>
+      </w:r>
+    </w:p>
+    <w:p>
+      <w:pPr>
+        <w:rPr>
+          <w:rFonts w:hint="default" w:ascii="宋体" w:hAnsi="宋体" w:eastAsia="宋体"/>
+          <w:sz w:val="28"/>
+          <w:szCs w:val="28"/>
+          <w:highlight w:val="cyan"/>
+          <w:lang w:val="en-US" w:eastAsia="zh-CN"/>
+        </w:rPr>
+      </w:pPr>
+      <w:r>
+        <w:rPr>
+          <w:rFonts w:hint="eastAsia" w:ascii="宋体" w:hAnsi="宋体"/>
+          <w:sz w:val="28"/>
+          <w:szCs w:val="28"/>
+          <w:highlight w:val="cyan"/>
+          <w:lang w:val="en-US" w:eastAsia="zh-CN"/>
+        </w:rPr>
+        <w:t>作业提交：在下次新实验开始时可以在线提交作业文件</w:t>
+      </w:r>
+    </w:p>
+    <w:p>
+      <w:pPr>
+        <w:rPr>
+          <w:rFonts w:hint="eastAsia" w:ascii="宋体" w:hAnsi="宋体"/>
+          <w:sz w:val="28"/>
+          <w:szCs w:val="28"/>
+          <w:highlight w:val="cyan"/>
+        </w:rPr>
+      </w:pPr>
+    </w:p>
+    <w:p>
+      <w:pPr>
+        <w:rPr>
+          <w:rFonts w:hint="eastAsia" w:ascii="宋体" w:hAnsi="宋体"/>
+          <w:sz w:val="28"/>
+          <w:szCs w:val="28"/>
+          <w:highlight w:val="cyan"/>
+        </w:rPr>
+      </w:pPr>
+    </w:p>
+    <w:p>
+      <w:pPr>
+        <w:rPr>
+          <w:rFonts w:hint="eastAsia" w:ascii="宋体" w:hAnsi="宋体"/>
+          <w:b/>
+          <w:bCs/>
+          <w:sz w:val="28"/>
+          <w:szCs w:val="28"/>
+          <w:highlight w:val="cyan"/>
+        </w:rPr>
+      </w:pPr>
+      <w:r>
+        <w:rPr>
+          <w:rFonts w:hint="eastAsia" w:ascii="宋体" w:hAnsi="宋体"/>
+          <w:sz w:val="28"/>
+          <w:szCs w:val="28"/>
+          <w:highlight w:val="cyan"/>
+        </w:rPr>
+        <w:t>实验内容：</w:t>
+      </w:r>
+      <w:r>
+        <w:rPr>
+          <w:rFonts w:hint="eastAsia" w:ascii="宋体" w:hAnsi="宋体"/>
+          <w:b/>
+          <w:bCs/>
+          <w:sz w:val="28"/>
+          <w:szCs w:val="28"/>
+          <w:highlight w:val="cyan"/>
+        </w:rPr>
+        <w:t>尽量详细记录实验过程以及步骤行为的解释，尤其每次与实验目的及要求相关的内容（截图+内容说明+自己的想法），分小标题（一、二、三</w:t>
+      </w:r>
+      <w:r>
+        <w:rPr>
+          <w:rFonts w:ascii="宋体" w:hAnsi="宋体"/>
+          <w:b/>
+          <w:bCs/>
+          <w:sz w:val="28"/>
+          <w:szCs w:val="28"/>
+          <w:highlight w:val="cyan"/>
+        </w:rPr>
+        <w:t>…</w:t>
+      </w:r>
+      <w:r>
+        <w:rPr>
+          <w:rFonts w:hint="eastAsia" w:ascii="宋体" w:hAnsi="宋体"/>
+          <w:b/>
+          <w:bCs/>
+          <w:sz w:val="28"/>
+          <w:szCs w:val="28"/>
+          <w:highlight w:val="cyan"/>
+        </w:rPr>
+        <w:t>）</w:t>
+      </w:r>
+    </w:p>
+    <w:p>
+      <w:pPr>
+        <w:rPr>
+          <w:rFonts w:hint="eastAsia" w:ascii="宋体" w:hAnsi="宋体"/>
+          <w:b/>
+          <w:bCs/>
+          <w:sz w:val="28"/>
+          <w:szCs w:val="28"/>
+        </w:rPr>
+      </w:pPr>
+    </w:p>
+    <w:p>
+      <w:pPr>
+        <w:rPr>
+          <w:rFonts w:hint="eastAsia" w:ascii="宋体" w:hAnsi="宋体"/>
+          <w:b/>
+          <w:bCs/>
+          <w:sz w:val="28"/>
+          <w:szCs w:val="28"/>
+        </w:rPr>
+      </w:pPr>
       <w:r>
         <w:rPr>
           <w:rFonts w:hint="eastAsia" w:ascii="宋体" w:hAnsi="宋体"/>
@@ -2097,9 +1992,26 @@
         </w:rPr>
       </w:pPr>
     </w:p>
+    <w:p>
+      <w:pPr>
+        <w:ind w:firstLine="3080" w:firstLineChars="1100"/>
+        <w:rPr>
+          <w:sz w:val="28"/>
+          <w:szCs w:val="28"/>
+        </w:rPr>
+      </w:pPr>
+      <w:r>
+        <w:rPr>
+          <w:rFonts w:hint="eastAsia"/>
+          <w:sz w:val="28"/>
+          <w:szCs w:val="28"/>
+        </w:rPr>
+        <w:t>成绩：         指导老师签名：</w:t>
+      </w:r>
+    </w:p>
     <w:p/>
     <w:sectPr>
-      <w:footerReference r:id="rId9" w:type="default"/>
+      <w:footerReference r:id="rId3" w:type="default"/>
       <w:type w:val="oddPage"/>
       <w:pgSz w:w="11906" w:h="16838"/>
       <w:pgMar w:top="1440" w:right="1800" w:bottom="1440" w:left="1800" w:header="851" w:footer="992" w:gutter="0"/>
@@ -2112,36 +2024,6 @@
 </file>
 
 <file path=word/footer1.xml><?xml version="1.0" encoding="utf-8"?>
-<w:ftr xmlns:wpc="http://schemas.microsoft.com/office/word/2010/wordprocessingCanvas" xmlns:mc="http://schemas.openxmlformats.org/markup-compatibility/2006" xmlns:o="urn:schemas-microsoft-com:office:office" xmlns:r="http://schemas.openxmlformats.org/officeDocument/2006/relationships" xmlns:m="http://schemas.openxmlformats.org/officeDocument/2006/math" xmlns:v="urn:schemas-microsoft-com:vml" xmlns:wp14="http://schemas.microsoft.com/office/word/2010/wordprocessingDrawing" xmlns:wp="http://schemas.openxmlformats.org/drawingml/2006/wordprocessingDrawing" xmlns:w10="urn:schemas-microsoft-com:office:word" xmlns:w="http://schemas.openxmlformats.org/wordprocessingml/2006/main" xmlns:w14="http://schemas.microsoft.com/office/word/2010/wordml" xmlns:w15="http://schemas.microsoft.com/office/word/2012/wordml" xmlns:wpg="http://schemas.microsoft.com/office/word/2010/wordprocessingGroup" xmlns:wpi="http://schemas.microsoft.com/office/word/2010/wordprocessingInk" xmlns:wne="http://schemas.microsoft.com/office/word/2006/wordml" xmlns:wps="http://schemas.microsoft.com/office/word/2010/wordprocessingShape" xmlns:wpsCustomData="http://www.wps.cn/officeDocument/2013/wpsCustomData" mc:Ignorable="w14 w15 wp14">
-  <w:p>
-    <w:pPr>
-      <w:pStyle w:val="4"/>
-    </w:pPr>
-  </w:p>
-</w:ftr>
-</file>
-
-<file path=word/footer2.xml><?xml version="1.0" encoding="utf-8"?>
-<w:ftr xmlns:wpc="http://schemas.microsoft.com/office/word/2010/wordprocessingCanvas" xmlns:mc="http://schemas.openxmlformats.org/markup-compatibility/2006" xmlns:o="urn:schemas-microsoft-com:office:office" xmlns:r="http://schemas.openxmlformats.org/officeDocument/2006/relationships" xmlns:m="http://schemas.openxmlformats.org/officeDocument/2006/math" xmlns:v="urn:schemas-microsoft-com:vml" xmlns:wp14="http://schemas.microsoft.com/office/word/2010/wordprocessingDrawing" xmlns:wp="http://schemas.openxmlformats.org/drawingml/2006/wordprocessingDrawing" xmlns:w10="urn:schemas-microsoft-com:office:word" xmlns:w="http://schemas.openxmlformats.org/wordprocessingml/2006/main" xmlns:w14="http://schemas.microsoft.com/office/word/2010/wordml" xmlns:w15="http://schemas.microsoft.com/office/word/2012/wordml" xmlns:wpg="http://schemas.microsoft.com/office/word/2010/wordprocessingGroup" xmlns:wpi="http://schemas.microsoft.com/office/word/2010/wordprocessingInk" xmlns:wne="http://schemas.microsoft.com/office/word/2006/wordml" xmlns:wps="http://schemas.microsoft.com/office/word/2010/wordprocessingShape" xmlns:wpsCustomData="http://www.wps.cn/officeDocument/2013/wpsCustomData" mc:Ignorable="w14 w15 wp14">
-  <w:p>
-    <w:pPr>
-      <w:pStyle w:val="4"/>
-    </w:pPr>
-  </w:p>
-</w:ftr>
-</file>
-
-<file path=word/footer3.xml><?xml version="1.0" encoding="utf-8"?>
-<w:ftr xmlns:wpc="http://schemas.microsoft.com/office/word/2010/wordprocessingCanvas" xmlns:mc="http://schemas.openxmlformats.org/markup-compatibility/2006" xmlns:o="urn:schemas-microsoft-com:office:office" xmlns:r="http://schemas.openxmlformats.org/officeDocument/2006/relationships" xmlns:m="http://schemas.openxmlformats.org/officeDocument/2006/math" xmlns:v="urn:schemas-microsoft-com:vml" xmlns:wp14="http://schemas.microsoft.com/office/word/2010/wordprocessingDrawing" xmlns:wp="http://schemas.openxmlformats.org/drawingml/2006/wordprocessingDrawing" xmlns:w10="urn:schemas-microsoft-com:office:word" xmlns:w="http://schemas.openxmlformats.org/wordprocessingml/2006/main" xmlns:w14="http://schemas.microsoft.com/office/word/2010/wordml" xmlns:w15="http://schemas.microsoft.com/office/word/2012/wordml" xmlns:wpg="http://schemas.microsoft.com/office/word/2010/wordprocessingGroup" xmlns:wpi="http://schemas.microsoft.com/office/word/2010/wordprocessingInk" xmlns:wne="http://schemas.microsoft.com/office/word/2006/wordml" xmlns:wps="http://schemas.microsoft.com/office/word/2010/wordprocessingShape" xmlns:wpsCustomData="http://www.wps.cn/officeDocument/2013/wpsCustomData" mc:Ignorable="w14 w15 wp14">
-  <w:p>
-    <w:pPr>
-      <w:pStyle w:val="4"/>
-    </w:pPr>
-  </w:p>
-</w:ftr>
-</file>
-
-<file path=word/footer4.xml><?xml version="1.0" encoding="utf-8"?>
 <w:ftr xmlns:wpc="http://schemas.microsoft.com/office/word/2010/wordprocessingCanvas" xmlns:mc="http://schemas.openxmlformats.org/markup-compatibility/2006" xmlns:o="urn:schemas-microsoft-com:office:office" xmlns:r="http://schemas.openxmlformats.org/officeDocument/2006/relationships" xmlns:m="http://schemas.openxmlformats.org/officeDocument/2006/math" xmlns:v="urn:schemas-microsoft-com:vml" xmlns:wp14="http://schemas.microsoft.com/office/word/2010/wordprocessingDrawing" xmlns:wp="http://schemas.openxmlformats.org/drawingml/2006/wordprocessingDrawing" xmlns:w10="urn:schemas-microsoft-com:office:word" xmlns:w="http://schemas.openxmlformats.org/wordprocessingml/2006/main" xmlns:w14="http://schemas.microsoft.com/office/word/2010/wordml" xmlns:w15="http://schemas.microsoft.com/office/word/2012/wordml" xmlns:wpg="http://schemas.microsoft.com/office/word/2010/wordprocessingGroup" xmlns:wpi="http://schemas.microsoft.com/office/word/2010/wordprocessingInk" xmlns:wne="http://schemas.microsoft.com/office/word/2006/wordml" xmlns:wps="http://schemas.microsoft.com/office/word/2010/wordprocessingShape" xmlns:wpsCustomData="http://www.wps.cn/officeDocument/2013/wpsCustomData" mc:Ignorable="w14 w15 wp14">
   <w:sdt>
     <w:sdtPr>
@@ -2178,36 +2060,6 @@
     </w:sdtContent>
   </w:sdt>
 </w:ftr>
-</file>
-
-<file path=word/header1.xml><?xml version="1.0" encoding="utf-8"?>
-<w:hdr xmlns:wpc="http://schemas.microsoft.com/office/word/2010/wordprocessingCanvas" xmlns:mc="http://schemas.openxmlformats.org/markup-compatibility/2006" xmlns:o="urn:schemas-microsoft-com:office:office" xmlns:r="http://schemas.openxmlformats.org/officeDocument/2006/relationships" xmlns:m="http://schemas.openxmlformats.org/officeDocument/2006/math" xmlns:v="urn:schemas-microsoft-com:vml" xmlns:wp14="http://schemas.microsoft.com/office/word/2010/wordprocessingDrawing" xmlns:wp="http://schemas.openxmlformats.org/drawingml/2006/wordprocessingDrawing" xmlns:w10="urn:schemas-microsoft-com:office:word" xmlns:w="http://schemas.openxmlformats.org/wordprocessingml/2006/main" xmlns:w14="http://schemas.microsoft.com/office/word/2010/wordml" xmlns:w15="http://schemas.microsoft.com/office/word/2012/wordml" xmlns:wpg="http://schemas.microsoft.com/office/word/2010/wordprocessingGroup" xmlns:wpi="http://schemas.microsoft.com/office/word/2010/wordprocessingInk" xmlns:wne="http://schemas.microsoft.com/office/word/2006/wordml" xmlns:wps="http://schemas.microsoft.com/office/word/2010/wordprocessingShape" xmlns:wpsCustomData="http://www.wps.cn/officeDocument/2013/wpsCustomData" mc:Ignorable="w14 w15 wp14">
-  <w:p>
-    <w:pPr>
-      <w:pStyle w:val="5"/>
-    </w:pPr>
-  </w:p>
-</w:hdr>
-</file>
-
-<file path=word/header2.xml><?xml version="1.0" encoding="utf-8"?>
-<w:hdr xmlns:wpc="http://schemas.microsoft.com/office/word/2010/wordprocessingCanvas" xmlns:mc="http://schemas.openxmlformats.org/markup-compatibility/2006" xmlns:o="urn:schemas-microsoft-com:office:office" xmlns:r="http://schemas.openxmlformats.org/officeDocument/2006/relationships" xmlns:m="http://schemas.openxmlformats.org/officeDocument/2006/math" xmlns:v="urn:schemas-microsoft-com:vml" xmlns:wp14="http://schemas.microsoft.com/office/word/2010/wordprocessingDrawing" xmlns:wp="http://schemas.openxmlformats.org/drawingml/2006/wordprocessingDrawing" xmlns:w10="urn:schemas-microsoft-com:office:word" xmlns:w="http://schemas.openxmlformats.org/wordprocessingml/2006/main" xmlns:w14="http://schemas.microsoft.com/office/word/2010/wordml" xmlns:w15="http://schemas.microsoft.com/office/word/2012/wordml" xmlns:wpg="http://schemas.microsoft.com/office/word/2010/wordprocessingGroup" xmlns:wpi="http://schemas.microsoft.com/office/word/2010/wordprocessingInk" xmlns:wne="http://schemas.microsoft.com/office/word/2006/wordml" xmlns:wps="http://schemas.microsoft.com/office/word/2010/wordprocessingShape" xmlns:wpsCustomData="http://www.wps.cn/officeDocument/2013/wpsCustomData" mc:Ignorable="w14 w15 wp14">
-  <w:p>
-    <w:pPr>
-      <w:pStyle w:val="5"/>
-    </w:pPr>
-  </w:p>
-</w:hdr>
-</file>
-
-<file path=word/header3.xml><?xml version="1.0" encoding="utf-8"?>
-<w:hdr xmlns:wpc="http://schemas.microsoft.com/office/word/2010/wordprocessingCanvas" xmlns:mc="http://schemas.openxmlformats.org/markup-compatibility/2006" xmlns:o="urn:schemas-microsoft-com:office:office" xmlns:r="http://schemas.openxmlformats.org/officeDocument/2006/relationships" xmlns:m="http://schemas.openxmlformats.org/officeDocument/2006/math" xmlns:v="urn:schemas-microsoft-com:vml" xmlns:wp14="http://schemas.microsoft.com/office/word/2010/wordprocessingDrawing" xmlns:wp="http://schemas.openxmlformats.org/drawingml/2006/wordprocessingDrawing" xmlns:w10="urn:schemas-microsoft-com:office:word" xmlns:w="http://schemas.openxmlformats.org/wordprocessingml/2006/main" xmlns:w14="http://schemas.microsoft.com/office/word/2010/wordml" xmlns:w15="http://schemas.microsoft.com/office/word/2012/wordml" xmlns:wpg="http://schemas.microsoft.com/office/word/2010/wordprocessingGroup" xmlns:wpi="http://schemas.microsoft.com/office/word/2010/wordprocessingInk" xmlns:wne="http://schemas.microsoft.com/office/word/2006/wordml" xmlns:wps="http://schemas.microsoft.com/office/word/2010/wordprocessingShape" xmlns:wpsCustomData="http://www.wps.cn/officeDocument/2013/wpsCustomData" mc:Ignorable="w14 w15 wp14">
-  <w:p>
-    <w:pPr>
-      <w:pStyle w:val="5"/>
-    </w:pPr>
-  </w:p>
-</w:hdr>
 </file>
 
 <file path=word/numbering.xml><?xml version="1.0" encoding="utf-8"?>
@@ -2526,7 +2378,7 @@
     <w:lsdException w:qFormat="1" w:unhideWhenUsed="0" w:uiPriority="10" w:semiHidden="0" w:name="Title"/>
     <w:lsdException w:uiPriority="99" w:name="Closing"/>
     <w:lsdException w:uiPriority="99" w:name="Signature"/>
-    <w:lsdException w:qFormat="1" w:uiPriority="1" w:name="Default Paragraph Font"/>
+    <w:lsdException w:uiPriority="1" w:name="Default Paragraph Font"/>
     <w:lsdException w:uiPriority="99" w:name="Body Text"/>
     <w:lsdException w:uiPriority="99" w:name="Body Text Indent"/>
     <w:lsdException w:uiPriority="99" w:name="List Continue"/>
@@ -2546,7 +2398,7 @@
     <w:lsdException w:uiPriority="99" w:name="Body Text Indent 2"/>
     <w:lsdException w:uiPriority="99" w:name="Body Text Indent 3"/>
     <w:lsdException w:uiPriority="99" w:name="Block Text"/>
-    <w:lsdException w:uiPriority="99" w:semiHidden="0" w:name="Hyperlink"/>
+    <w:lsdException w:qFormat="1" w:uiPriority="99" w:semiHidden="0" w:name="Hyperlink"/>
     <w:lsdException w:uiPriority="99" w:name="FollowedHyperlink"/>
     <w:lsdException w:qFormat="1" w:unhideWhenUsed="0" w:uiPriority="22" w:semiHidden="0" w:name="Strong"/>
     <w:lsdException w:qFormat="1" w:unhideWhenUsed="0" w:uiPriority="20" w:semiHidden="0" w:name="Emphasis"/>
@@ -2564,7 +2416,7 @@
     <w:lsdException w:uiPriority="99" w:name="HTML Sample"/>
     <w:lsdException w:uiPriority="99" w:name="HTML Typewriter"/>
     <w:lsdException w:uiPriority="99" w:name="HTML Variable"/>
-    <w:lsdException w:qFormat="1" w:uiPriority="99" w:name="Normal Table"/>
+    <w:lsdException w:uiPriority="99" w:name="Normal Table"/>
     <w:lsdException w:uiPriority="99" w:name="annotation subject"/>
     <w:lsdException w:uiPriority="99" w:name="Table Simple 1"/>
     <w:lsdException w:uiPriority="99" w:name="Table Simple 2"/>
@@ -2752,14 +2604,12 @@
     <w:name w:val="Default Paragraph Font"/>
     <w:semiHidden/>
     <w:unhideWhenUsed/>
-    <w:qFormat/>
     <w:uiPriority w:val="1"/>
   </w:style>
   <w:style w:type="table" w:default="1" w:styleId="8">
     <w:name w:val="Normal Table"/>
     <w:semiHidden/>
     <w:unhideWhenUsed/>
-    <w:qFormat/>
     <w:uiPriority w:val="99"/>
     <w:tblPr>
       <w:tblCellMar>
@@ -2773,7 +2623,7 @@
   <w:style w:type="paragraph" w:styleId="3">
     <w:name w:val="Balloon Text"/>
     <w:basedOn w:val="1"/>
-    <w:link w:val="11"/>
+    <w:link w:val="12"/>
     <w:unhideWhenUsed/>
     <w:qFormat/>
     <w:uiPriority w:val="99"/>
@@ -2785,7 +2635,7 @@
   <w:style w:type="paragraph" w:styleId="4">
     <w:name w:val="footer"/>
     <w:basedOn w:val="1"/>
-    <w:link w:val="14"/>
+    <w:link w:val="15"/>
     <w:unhideWhenUsed/>
     <w:qFormat/>
     <w:uiPriority w:val="99"/>
@@ -2804,7 +2654,7 @@
   <w:style w:type="paragraph" w:styleId="5">
     <w:name w:val="header"/>
     <w:basedOn w:val="1"/>
-    <w:link w:val="15"/>
+    <w:link w:val="16"/>
     <w:unhideWhenUsed/>
     <w:qFormat/>
     <w:uiPriority w:val="99"/>
@@ -2876,16 +2726,26 @@
     </w:rPr>
   </w:style>
   <w:style w:type="character" w:styleId="10">
+    <w:name w:val="Strong"/>
+    <w:basedOn w:val="9"/>
+    <w:qFormat/>
+    <w:uiPriority w:val="22"/>
+    <w:rPr>
+      <w:b/>
+    </w:rPr>
+  </w:style>
+  <w:style w:type="character" w:styleId="11">
     <w:name w:val="Hyperlink"/>
     <w:basedOn w:val="9"/>
     <w:unhideWhenUsed/>
+    <w:qFormat/>
     <w:uiPriority w:val="99"/>
     <w:rPr>
       <w:color w:val="0000FF"/>
       <w:u w:val="single"/>
     </w:rPr>
   </w:style>
-  <w:style w:type="character" w:customStyle="1" w:styleId="11">
+  <w:style w:type="character" w:customStyle="1" w:styleId="12">
     <w:name w:val="批注框文本 字符"/>
     <w:basedOn w:val="9"/>
     <w:link w:val="3"/>
@@ -2898,7 +2758,7 @@
       <w:szCs w:val="18"/>
     </w:rPr>
   </w:style>
-  <w:style w:type="paragraph" w:styleId="12">
+  <w:style w:type="paragraph" w:styleId="13">
     <w:name w:val="List Paragraph"/>
     <w:basedOn w:val="1"/>
     <w:qFormat/>
@@ -2907,7 +2767,7 @@
       <w:ind w:firstLine="420" w:firstLineChars="200"/>
     </w:pPr>
   </w:style>
-  <w:style w:type="character" w:customStyle="1" w:styleId="13">
+  <w:style w:type="character" w:customStyle="1" w:styleId="14">
     <w:name w:val="Unresolved Mention"/>
     <w:basedOn w:val="9"/>
     <w:semiHidden/>
@@ -2919,10 +2779,11 @@
       <w:shd w:val="clear" w:color="auto" w:fill="E1DFDD"/>
     </w:rPr>
   </w:style>
-  <w:style w:type="character" w:customStyle="1" w:styleId="14">
+  <w:style w:type="character" w:customStyle="1" w:styleId="15">
     <w:name w:val="页脚 字符"/>
     <w:basedOn w:val="9"/>
     <w:link w:val="4"/>
+    <w:qFormat/>
     <w:uiPriority w:val="99"/>
     <w:rPr>
       <w:kern w:val="2"/>
@@ -2930,10 +2791,11 @@
       <w:szCs w:val="24"/>
     </w:rPr>
   </w:style>
-  <w:style w:type="character" w:customStyle="1" w:styleId="15">
+  <w:style w:type="character" w:customStyle="1" w:styleId="16">
     <w:name w:val="页眉 字符"/>
     <w:basedOn w:val="9"/>
     <w:link w:val="5"/>
+    <w:qFormat/>
     <w:uiPriority w:val="99"/>
     <w:rPr>
       <w:kern w:val="2"/>
